--- a/Requirements/Requirements.docx
+++ b/Requirements/Requirements.docx
@@ -7709,8 +7709,6 @@
           <w:lang w:val="en-US"/>
         </w:rPr>
       </w:pPr>
-      <w:bookmarkStart w:id="0" w:name="_GoBack"/>
-      <w:bookmarkEnd w:id="0"/>
     </w:p>
     <w:p>
       <w:pPr>
@@ -8177,13 +8175,7 @@
               <w:rPr>
                 <w:lang w:val="en-US"/>
               </w:rPr>
-              <w:t>Cone_</w:t>
-            </w:r>
-            <w:r>
-              <w:rPr>
-                <w:lang w:val="en-US"/>
-              </w:rPr>
-              <w:t>id</w:t>
+              <w:t>Cone_id</w:t>
             </w:r>
             <w:proofErr w:type="spellEnd"/>
           </w:p>
@@ -8452,13 +8444,7 @@
               <w:rPr>
                 <w:lang w:val="en-US"/>
               </w:rPr>
-              <w:t>Price_per_</w:t>
-            </w:r>
-            <w:r>
-              <w:rPr>
-                <w:lang w:val="en-US"/>
-              </w:rPr>
-              <w:t>unit</w:t>
+              <w:t>Price_per_unit</w:t>
             </w:r>
             <w:proofErr w:type="spellEnd"/>
           </w:p>
@@ -25439,6 +25425,116 @@
           <w:szCs w:val="48"/>
         </w:rPr>
       </w:pPr>
+      <w:r>
+        <w:rPr>
+          <w:b/>
+          <w:sz w:val="48"/>
+          <w:szCs w:val="48"/>
+        </w:rPr>
+        <w:t>Completed modules:</w:t>
+      </w:r>
+    </w:p>
+    <w:p>
+      <w:pPr>
+        <w:pStyle w:val="NormalWeb"/>
+        <w:numPr>
+          <w:ilvl w:val="0"/>
+          <w:numId w:val="120"/>
+        </w:numPr>
+        <w:rPr>
+          <w:sz w:val="48"/>
+          <w:szCs w:val="48"/>
+        </w:rPr>
+      </w:pPr>
+      <w:r>
+        <w:rPr>
+          <w:sz w:val="48"/>
+          <w:szCs w:val="48"/>
+        </w:rPr>
+        <w:t>Fabric Module</w:t>
+      </w:r>
+    </w:p>
+    <w:p>
+      <w:pPr>
+        <w:pStyle w:val="NormalWeb"/>
+        <w:numPr>
+          <w:ilvl w:val="0"/>
+          <w:numId w:val="120"/>
+        </w:numPr>
+        <w:rPr>
+          <w:sz w:val="48"/>
+          <w:szCs w:val="48"/>
+        </w:rPr>
+      </w:pPr>
+      <w:r>
+        <w:rPr>
+          <w:sz w:val="48"/>
+          <w:szCs w:val="48"/>
+        </w:rPr>
+        <w:t>Accessory Module</w:t>
+      </w:r>
+    </w:p>
+    <w:p>
+      <w:pPr>
+        <w:pStyle w:val="NormalWeb"/>
+        <w:numPr>
+          <w:ilvl w:val="0"/>
+          <w:numId w:val="120"/>
+        </w:numPr>
+        <w:rPr>
+          <w:sz w:val="48"/>
+          <w:szCs w:val="48"/>
+        </w:rPr>
+      </w:pPr>
+      <w:r>
+        <w:rPr>
+          <w:sz w:val="48"/>
+          <w:szCs w:val="48"/>
+        </w:rPr>
+        <w:t>Search &amp; Filters</w:t>
+      </w:r>
+    </w:p>
+    <w:p>
+      <w:pPr>
+        <w:pStyle w:val="NormalWeb"/>
+        <w:numPr>
+          <w:ilvl w:val="0"/>
+          <w:numId w:val="120"/>
+        </w:numPr>
+        <w:rPr>
+          <w:sz w:val="48"/>
+          <w:szCs w:val="48"/>
+        </w:rPr>
+      </w:pPr>
+      <w:r>
+        <w:rPr>
+          <w:sz w:val="48"/>
+          <w:szCs w:val="48"/>
+        </w:rPr>
+        <w:t>Reports Module</w:t>
+      </w:r>
+      <w:bookmarkStart w:id="0" w:name="_GoBack"/>
+      <w:bookmarkEnd w:id="0"/>
+    </w:p>
+    <w:p>
+      <w:pPr>
+        <w:pStyle w:val="NormalWeb"/>
+        <w:numPr>
+          <w:ilvl w:val="0"/>
+          <w:numId w:val="120"/>
+        </w:numPr>
+        <w:rPr>
+          <w:sz w:val="48"/>
+          <w:szCs w:val="48"/>
+        </w:rPr>
+      </w:pPr>
+      <w:r>
+        <w:rPr>
+          <w:sz w:val="48"/>
+          <w:szCs w:val="48"/>
+        </w:rPr>
+        <w:t>Analytics Dashboard</w:t>
+      </w:r>
     </w:p>
     <w:sectPr>
       <w:pgSz w:w="11906" w:h="16838"/>
@@ -43035,6 +43131,119 @@
     </w:lvl>
   </w:abstractNum>
   <w:abstractNum w:abstractNumId="118" w15:restartNumberingAfterBreak="0">
+    <w:nsid w:val="7CD2669E"/>
+    <w:multiLevelType w:val="hybridMultilevel"/>
+    <w:tmpl w:val="0F7680F0"/>
+    <w:lvl w:ilvl="0" w:tplc="40090001">
+      <w:start w:val="1"/>
+      <w:numFmt w:val="bullet"/>
+      <w:lvlText w:val=""/>
+      <w:lvlJc w:val="left"/>
+      <w:pPr>
+        <w:ind w:left="720" w:hanging="360"/>
+      </w:pPr>
+      <w:rPr>
+        <w:rFonts w:ascii="Symbol" w:hAnsi="Symbol" w:hint="default"/>
+      </w:rPr>
+    </w:lvl>
+    <w:lvl w:ilvl="1" w:tplc="40090003" w:tentative="1">
+      <w:start w:val="1"/>
+      <w:numFmt w:val="bullet"/>
+      <w:lvlText w:val="o"/>
+      <w:lvlJc w:val="left"/>
+      <w:pPr>
+        <w:ind w:left="1440" w:hanging="360"/>
+      </w:pPr>
+      <w:rPr>
+        <w:rFonts w:ascii="Courier New" w:hAnsi="Courier New" w:cs="Courier New" w:hint="default"/>
+      </w:rPr>
+    </w:lvl>
+    <w:lvl w:ilvl="2" w:tplc="40090005" w:tentative="1">
+      <w:start w:val="1"/>
+      <w:numFmt w:val="bullet"/>
+      <w:lvlText w:val=""/>
+      <w:lvlJc w:val="left"/>
+      <w:pPr>
+        <w:ind w:left="2160" w:hanging="360"/>
+      </w:pPr>
+      <w:rPr>
+        <w:rFonts w:ascii="Wingdings" w:hAnsi="Wingdings" w:hint="default"/>
+      </w:rPr>
+    </w:lvl>
+    <w:lvl w:ilvl="3" w:tplc="40090001" w:tentative="1">
+      <w:start w:val="1"/>
+      <w:numFmt w:val="bullet"/>
+      <w:lvlText w:val=""/>
+      <w:lvlJc w:val="left"/>
+      <w:pPr>
+        <w:ind w:left="2880" w:hanging="360"/>
+      </w:pPr>
+      <w:rPr>
+        <w:rFonts w:ascii="Symbol" w:hAnsi="Symbol" w:hint="default"/>
+      </w:rPr>
+    </w:lvl>
+    <w:lvl w:ilvl="4" w:tplc="40090003" w:tentative="1">
+      <w:start w:val="1"/>
+      <w:numFmt w:val="bullet"/>
+      <w:lvlText w:val="o"/>
+      <w:lvlJc w:val="left"/>
+      <w:pPr>
+        <w:ind w:left="3600" w:hanging="360"/>
+      </w:pPr>
+      <w:rPr>
+        <w:rFonts w:ascii="Courier New" w:hAnsi="Courier New" w:cs="Courier New" w:hint="default"/>
+      </w:rPr>
+    </w:lvl>
+    <w:lvl w:ilvl="5" w:tplc="40090005" w:tentative="1">
+      <w:start w:val="1"/>
+      <w:numFmt w:val="bullet"/>
+      <w:lvlText w:val=""/>
+      <w:lvlJc w:val="left"/>
+      <w:pPr>
+        <w:ind w:left="4320" w:hanging="360"/>
+      </w:pPr>
+      <w:rPr>
+        <w:rFonts w:ascii="Wingdings" w:hAnsi="Wingdings" w:hint="default"/>
+      </w:rPr>
+    </w:lvl>
+    <w:lvl w:ilvl="6" w:tplc="40090001" w:tentative="1">
+      <w:start w:val="1"/>
+      <w:numFmt w:val="bullet"/>
+      <w:lvlText w:val=""/>
+      <w:lvlJc w:val="left"/>
+      <w:pPr>
+        <w:ind w:left="5040" w:hanging="360"/>
+      </w:pPr>
+      <w:rPr>
+        <w:rFonts w:ascii="Symbol" w:hAnsi="Symbol" w:hint="default"/>
+      </w:rPr>
+    </w:lvl>
+    <w:lvl w:ilvl="7" w:tplc="40090003" w:tentative="1">
+      <w:start w:val="1"/>
+      <w:numFmt w:val="bullet"/>
+      <w:lvlText w:val="o"/>
+      <w:lvlJc w:val="left"/>
+      <w:pPr>
+        <w:ind w:left="5760" w:hanging="360"/>
+      </w:pPr>
+      <w:rPr>
+        <w:rFonts w:ascii="Courier New" w:hAnsi="Courier New" w:cs="Courier New" w:hint="default"/>
+      </w:rPr>
+    </w:lvl>
+    <w:lvl w:ilvl="8" w:tplc="40090005" w:tentative="1">
+      <w:start w:val="1"/>
+      <w:numFmt w:val="bullet"/>
+      <w:lvlText w:val=""/>
+      <w:lvlJc w:val="left"/>
+      <w:pPr>
+        <w:ind w:left="6480" w:hanging="360"/>
+      </w:pPr>
+      <w:rPr>
+        <w:rFonts w:ascii="Wingdings" w:hAnsi="Wingdings" w:hint="default"/>
+      </w:rPr>
+    </w:lvl>
+  </w:abstractNum>
+  <w:abstractNum w:abstractNumId="119" w15:restartNumberingAfterBreak="0">
     <w:nsid w:val="7F9E247F"/>
     <w:multiLevelType w:val="multilevel"/>
     <w:tmpl w:val="BA584260"/>
@@ -43499,7 +43708,7 @@
     <w:abstractNumId w:val="70"/>
   </w:num>
   <w:num w:numId="106">
-    <w:abstractNumId w:val="118"/>
+    <w:abstractNumId w:val="119"/>
   </w:num>
   <w:num w:numId="107">
     <w:abstractNumId w:val="85"/>
@@ -43539,6 +43748,9 @@
   </w:num>
   <w:num w:numId="119">
     <w:abstractNumId w:val="67"/>
+  </w:num>
+  <w:num w:numId="120">
+    <w:abstractNumId w:val="118"/>
   </w:num>
   <w:numIdMacAtCleanup w:val="110"/>
 </w:numbering>
@@ -44002,7 +44214,6 @@
   <w:style w:type="character" w:default="1" w:styleId="DefaultParagraphFont">
     <w:name w:val="Default Paragraph Font"/>
     <w:uiPriority w:val="1"/>
-    <w:semiHidden/>
     <w:unhideWhenUsed/>
   </w:style>
   <w:style w:type="table" w:default="1" w:styleId="TableNormal">
@@ -44450,7 +44661,7 @@
 </file>
 
 <file path=customXml/itemProps1.xml><?xml version="1.0" encoding="utf-8"?>
-<ds:datastoreItem xmlns:ds="http://schemas.openxmlformats.org/officeDocument/2006/customXml" ds:itemID="{D5D7B286-10BB-412D-8501-8C46EA58AAA5}">
+<ds:datastoreItem xmlns:ds="http://schemas.openxmlformats.org/officeDocument/2006/customXml" ds:itemID="{8495BD1F-2A38-4DA6-98E5-4BADDF078C06}">
   <ds:schemaRefs>
     <ds:schemaRef ds:uri="http://schemas.openxmlformats.org/officeDocument/2006/bibliography"/>
   </ds:schemaRefs>
